--- a/26_Jim_Jones_and_Jonestown_Guyana_Student_Worksheet.docx
+++ b/26_Jim_Jones_and_Jonestown_Guyana_Student_Worksheet.docx
@@ -841,64 +841,7 @@
           <w:color w:val="1A1A1A"/>
           <w:sz w:val="20"/>
         </w:rPr>
-        <w:t>A few people survived by hiding or escaping into the jungle. Hyacinth Thrash, a 76-year-old Black woman, hid under her bed. Guyanese soldiers rescued five teenagers who had been lost in the jungle for three days. For Guyana, it was a national shock: an American group had brought death to its land. Critics in Guyana said Burnham's government had let the Temple run with almost no checks. For years, many people around the world knew Guyana only because of Jonestown, not because of its own people and history.</w:t>
-      </w:r>
-    </w:p>
-    <w:p>
-      <w:pPr>
-        <w:keepNext/>
-        <w:spacing w:after="40"/>
-        <w:jc w:val="center"/>
-      </w:pPr>
-      <w:r>
-        <w:drawing>
-          <wp:inline xmlns:a="http://schemas.openxmlformats.org/drawingml/2006/main" xmlns:pic="http://schemas.openxmlformats.org/drawingml/2006/picture">
-            <wp:extent cx="5580000" cy="1947404"/>
-            <wp:docPr id="3" name="Picture 3"/>
-            <wp:cNvGraphicFramePr>
-              <a:graphicFrameLocks noChangeAspect="1"/>
-            </wp:cNvGraphicFramePr>
-            <a:graphic>
-              <a:graphicData uri="http://schemas.openxmlformats.org/drawingml/2006/picture">
-                <pic:pic>
-                  <pic:nvPicPr>
-                    <pic:cNvPr id="0" name="jt_timeline.png"/>
-                    <pic:cNvPicPr/>
-                  </pic:nvPicPr>
-                  <pic:blipFill>
-                    <a:blip r:embed="rId18"/>
-                    <a:stretch>
-                      <a:fillRect/>
-                    </a:stretch>
-                  </pic:blipFill>
-                  <pic:spPr>
-                    <a:xfrm>
-                      <a:off x="0" y="0"/>
-                      <a:ext cx="5580000" cy="1947404"/>
-                    </a:xfrm>
-                    <a:prstGeom prst="rect"/>
-                  </pic:spPr>
-                </pic:pic>
-              </a:graphicData>
-            </a:graphic>
-          </wp:inline>
-        </w:drawing>
-      </w:r>
-    </w:p>
-    <w:p>
-      <w:pPr>
-        <w:spacing w:before="0" w:after="160"/>
-        <w:jc w:val="center"/>
-      </w:pPr>
-      <w:r>
-        <w:rPr>
-          <w:rFonts w:ascii="Aptos" w:hAnsi="Aptos"/>
-          <w:b w:val="0"/>
-          <w:i/>
-          <w:color w:val="5E5E5E"/>
-          <w:sz w:val="17"/>
-        </w:rPr>
-        <w:t>Key moments, from Indianapolis to Jonestown.</w:t>
+        <w:t>A few people survived by hiding or escaping into the jungle. Hyacinth Thrash, a 76-year-old Black woman, hid under her bed. For Guyana, it was a national shock, and critics said its government had let the Temple run with almost no checks. For years, many people knew Guyana only because of Jonestown, not because of its own people and history.</w:t>
       </w:r>
     </w:p>
     <w:tbl>
@@ -960,405 +903,6 @@
                 <w:sz w:val="20"/>
               </w:rPr>
               <w:t>You may hear the phrase 'drinking the Kool-Aid' used as a joke about blindly following someone. It comes from Jonestown. Survivors and relatives find it deeply hurtful, because it turns the deaths of hundreds of real people, including children, into a punchline.</w:t>
-            </w:r>
-          </w:p>
-        </w:tc>
-      </w:tr>
-    </w:tbl>
-    <w:p>
-      <w:pPr>
-        <w:spacing w:after="0" w:line="160" w:lineRule="exact"/>
-      </w:pPr>
-      <w:r>
-        <w:rPr>
-          <w:sz w:val="4"/>
-        </w:rPr>
-      </w:r>
-    </w:p>
-    <w:p>
-      <w:pPr>
-        <w:keepNext/>
-        <w:spacing w:before="80" w:after="60"/>
-      </w:pPr>
-      <w:r>
-        <w:rPr>
-          <w:rFonts w:ascii="Aptos Display" w:hAnsi="Aptos Display"/>
-          <w:b/>
-          <w:i w:val="0"/>
-          <w:color w:val="007A3D"/>
-          <w:sz w:val="24"/>
-        </w:rPr>
-        <w:t>What Jones promised, and what really happened</w:t>
-      </w:r>
-    </w:p>
-    <w:tbl>
-      <w:tblPr>
-        <w:tblW w:type="auto" w:w="0"/>
-        <w:jc w:val="center"/>
-        <w:tblLayout w:type="fixed"/>
-        <w:tblLook w:firstColumn="1" w:firstRow="1" w:lastColumn="0" w:lastRow="0" w:noHBand="0" w:noVBand="1" w:val="04A0"/>
-      </w:tblPr>
-      <w:tblGrid>
-        <w:gridCol w:w="2438"/>
-        <w:gridCol w:w="6804"/>
-      </w:tblGrid>
-      <w:tr>
-        <w:trPr>
-          <w:cantSplit/>
-        </w:trPr>
-        <w:tc>
-          <w:tcPr>
-            <w:tcW w:type="dxa" w:w="2438"/>
-            <w:tcBorders>
-              <w:top w:val="single" w:sz="6" w:space="0" w:color="007A3D"/>
-              <w:left w:val="single" w:sz="6" w:space="0" w:color="007A3D"/>
-              <w:bottom w:val="single" w:sz="6" w:space="0" w:color="007A3D"/>
-              <w:right w:val="single" w:sz="6" w:space="0" w:color="007A3D"/>
-            </w:tcBorders>
-            <w:shd w:val="clear" w:color="auto" w:fill="007A3D"/>
-            <w:tcMar>
-              <w:top w:w="80" w:type="dxa"/>
-              <w:left w:w="140" w:type="dxa"/>
-              <w:bottom w:w="80" w:type="dxa"/>
-              <w:right w:w="140" w:type="dxa"/>
-            </w:tcMar>
-          </w:tcPr>
-          <w:p>
-            <w:pPr>
-              <w:keepNext/>
-              <w:spacing w:after="0"/>
-            </w:pPr>
-            <w:r>
-              <w:rPr>
-                <w:rFonts w:ascii="Aptos" w:hAnsi="Aptos"/>
-                <w:b/>
-                <w:i w:val="0"/>
-                <w:color w:val="FFFFFF"/>
-                <w:sz w:val="21"/>
-              </w:rPr>
-              <w:t>Jones promised…</w:t>
-            </w:r>
-          </w:p>
-        </w:tc>
-        <w:tc>
-          <w:tcPr>
-            <w:tcW w:type="dxa" w:w="6803"/>
-            <w:tcBorders>
-              <w:top w:val="single" w:sz="6" w:space="0" w:color="007A3D"/>
-              <w:left w:val="single" w:sz="6" w:space="0" w:color="007A3D"/>
-              <w:bottom w:val="single" w:sz="6" w:space="0" w:color="007A3D"/>
-              <w:right w:val="single" w:sz="6" w:space="0" w:color="007A3D"/>
-            </w:tcBorders>
-            <w:shd w:val="clear" w:color="auto" w:fill="007A3D"/>
-            <w:tcMar>
-              <w:top w:w="80" w:type="dxa"/>
-              <w:left w:w="140" w:type="dxa"/>
-              <w:bottom w:w="80" w:type="dxa"/>
-              <w:right w:w="140" w:type="dxa"/>
-            </w:tcMar>
-          </w:tcPr>
-          <w:p>
-            <w:pPr>
-              <w:keepNext/>
-              <w:spacing w:after="0"/>
-            </w:pPr>
-            <w:r>
-              <w:rPr>
-                <w:rFonts w:ascii="Aptos" w:hAnsi="Aptos"/>
-                <w:b/>
-                <w:i w:val="0"/>
-                <w:color w:val="FFFFFF"/>
-                <w:sz w:val="21"/>
-              </w:rPr>
-              <w:t>What really happened</w:t>
-            </w:r>
-          </w:p>
-        </w:tc>
-      </w:tr>
-      <w:tr>
-        <w:trPr>
-          <w:cantSplit/>
-        </w:trPr>
-        <w:tc>
-          <w:tcPr>
-            <w:tcW w:type="dxa" w:w="2438"/>
-            <w:tcBorders>
-              <w:top w:val="single" w:sz="4" w:space="0" w:color="D9C58A"/>
-              <w:left w:val="single" w:sz="4" w:space="0" w:color="D9C58A"/>
-              <w:bottom w:val="single" w:sz="4" w:space="0" w:color="D9C58A"/>
-              <w:right w:val="single" w:sz="4" w:space="0" w:color="D9C58A"/>
-            </w:tcBorders>
-            <w:tcMar>
-              <w:top w:w="80" w:type="dxa"/>
-              <w:left w:w="140" w:type="dxa"/>
-              <w:bottom w:w="80" w:type="dxa"/>
-              <w:right w:w="140" w:type="dxa"/>
-            </w:tcMar>
-          </w:tcPr>
-          <w:p>
-            <w:pPr>
-              <w:keepNext/>
-              <w:spacing w:after="0"/>
-            </w:pPr>
-            <w:r>
-              <w:rPr>
-                <w:rFonts w:ascii="Aptos" w:hAnsi="Aptos"/>
-                <w:b w:val="0"/>
-                <w:i w:val="0"/>
-                <w:color w:val="1A1A1A"/>
-                <w:sz w:val="20"/>
-              </w:rPr>
-              <w:t>A family where everyone is equal.</w:t>
-            </w:r>
-          </w:p>
-        </w:tc>
-        <w:tc>
-          <w:tcPr>
-            <w:tcW w:type="dxa" w:w="6803"/>
-            <w:tcBorders>
-              <w:top w:val="single" w:sz="4" w:space="0" w:color="D9C58A"/>
-              <w:left w:val="single" w:sz="4" w:space="0" w:color="D9C58A"/>
-              <w:bottom w:val="single" w:sz="4" w:space="0" w:color="D9C58A"/>
-              <w:right w:val="single" w:sz="4" w:space="0" w:color="D9C58A"/>
-            </w:tcBorders>
-            <w:tcMar>
-              <w:top w:w="80" w:type="dxa"/>
-              <w:left w:w="140" w:type="dxa"/>
-              <w:bottom w:w="80" w:type="dxa"/>
-              <w:right w:w="140" w:type="dxa"/>
-            </w:tcMar>
-          </w:tcPr>
-          <w:p>
-            <w:pPr>
-              <w:keepNext/>
-              <w:spacing w:after="0"/>
-            </w:pPr>
-            <w:r>
-              <w:rPr>
-                <w:rFonts w:ascii="Aptos" w:hAnsi="Aptos"/>
-                <w:b w:val="0"/>
-                <w:i w:val="0"/>
-                <w:color w:val="1A1A1A"/>
-                <w:sz w:val="20"/>
-              </w:rPr>
-              <w:t>Jones held all the power, and people who questioned him were punished.</w:t>
-            </w:r>
-          </w:p>
-        </w:tc>
-      </w:tr>
-      <w:tr>
-        <w:trPr>
-          <w:cantSplit/>
-        </w:trPr>
-        <w:tc>
-          <w:tcPr>
-            <w:tcW w:type="dxa" w:w="2438"/>
-            <w:tcBorders>
-              <w:top w:val="single" w:sz="4" w:space="0" w:color="D9C58A"/>
-              <w:left w:val="single" w:sz="4" w:space="0" w:color="D9C58A"/>
-              <w:bottom w:val="single" w:sz="4" w:space="0" w:color="D9C58A"/>
-              <w:right w:val="single" w:sz="4" w:space="0" w:color="D9C58A"/>
-            </w:tcBorders>
-            <w:shd w:val="clear" w:color="auto" w:fill="FFF3CC"/>
-            <w:tcMar>
-              <w:top w:w="80" w:type="dxa"/>
-              <w:left w:w="140" w:type="dxa"/>
-              <w:bottom w:w="80" w:type="dxa"/>
-              <w:right w:w="140" w:type="dxa"/>
-            </w:tcMar>
-          </w:tcPr>
-          <w:p>
-            <w:pPr>
-              <w:keepNext/>
-              <w:spacing w:after="0"/>
-            </w:pPr>
-            <w:r>
-              <w:rPr>
-                <w:rFonts w:ascii="Aptos" w:hAnsi="Aptos"/>
-                <w:b w:val="0"/>
-                <w:i w:val="0"/>
-                <w:color w:val="1A1A1A"/>
-                <w:sz w:val="20"/>
-              </w:rPr>
-              <w:t>A safe paradise in Guyana.</w:t>
-            </w:r>
-          </w:p>
-        </w:tc>
-        <w:tc>
-          <w:tcPr>
-            <w:tcW w:type="dxa" w:w="6803"/>
-            <w:tcBorders>
-              <w:top w:val="single" w:sz="4" w:space="0" w:color="D9C58A"/>
-              <w:left w:val="single" w:sz="4" w:space="0" w:color="D9C58A"/>
-              <w:bottom w:val="single" w:sz="4" w:space="0" w:color="D9C58A"/>
-              <w:right w:val="single" w:sz="4" w:space="0" w:color="D9C58A"/>
-            </w:tcBorders>
-            <w:shd w:val="clear" w:color="auto" w:fill="FFF3CC"/>
-            <w:tcMar>
-              <w:top w:w="80" w:type="dxa"/>
-              <w:left w:w="140" w:type="dxa"/>
-              <w:bottom w:w="80" w:type="dxa"/>
-              <w:right w:w="140" w:type="dxa"/>
-            </w:tcMar>
-          </w:tcPr>
-          <w:p>
-            <w:pPr>
-              <w:keepNext/>
-              <w:spacing w:after="0"/>
-            </w:pPr>
-            <w:r>
-              <w:rPr>
-                <w:rFonts w:ascii="Aptos" w:hAnsi="Aptos"/>
-                <w:b w:val="0"/>
-                <w:i w:val="0"/>
-                <w:color w:val="1A1A1A"/>
-                <w:sz w:val="20"/>
-              </w:rPr>
-              <w:t>Hard work, little food, armed guards and no way home.</w:t>
-            </w:r>
-          </w:p>
-        </w:tc>
-      </w:tr>
-      <w:tr>
-        <w:trPr>
-          <w:cantSplit/>
-        </w:trPr>
-        <w:tc>
-          <w:tcPr>
-            <w:tcW w:type="dxa" w:w="2438"/>
-            <w:tcBorders>
-              <w:top w:val="single" w:sz="4" w:space="0" w:color="D9C58A"/>
-              <w:left w:val="single" w:sz="4" w:space="0" w:color="D9C58A"/>
-              <w:bottom w:val="single" w:sz="4" w:space="0" w:color="D9C58A"/>
-              <w:right w:val="single" w:sz="4" w:space="0" w:color="D9C58A"/>
-            </w:tcBorders>
-            <w:tcMar>
-              <w:top w:w="80" w:type="dxa"/>
-              <w:left w:w="140" w:type="dxa"/>
-              <w:bottom w:w="80" w:type="dxa"/>
-              <w:right w:w="140" w:type="dxa"/>
-            </w:tcMar>
-          </w:tcPr>
-          <w:p>
-            <w:pPr>
-              <w:keepNext/>
-              <w:spacing w:after="0"/>
-            </w:pPr>
-            <w:r>
-              <w:rPr>
-                <w:rFonts w:ascii="Aptos" w:hAnsi="Aptos"/>
-                <w:b w:val="0"/>
-                <w:i w:val="0"/>
-                <w:color w:val="1A1A1A"/>
-                <w:sz w:val="20"/>
-              </w:rPr>
-              <w:t>Protection from a dangerous world.</w:t>
-            </w:r>
-          </w:p>
-        </w:tc>
-        <w:tc>
-          <w:tcPr>
-            <w:tcW w:type="dxa" w:w="6803"/>
-            <w:tcBorders>
-              <w:top w:val="single" w:sz="4" w:space="0" w:color="D9C58A"/>
-              <w:left w:val="single" w:sz="4" w:space="0" w:color="D9C58A"/>
-              <w:bottom w:val="single" w:sz="4" w:space="0" w:color="D9C58A"/>
-              <w:right w:val="single" w:sz="4" w:space="0" w:color="D9C58A"/>
-            </w:tcBorders>
-            <w:tcMar>
-              <w:top w:w="80" w:type="dxa"/>
-              <w:left w:w="140" w:type="dxa"/>
-              <w:bottom w:w="80" w:type="dxa"/>
-              <w:right w:w="140" w:type="dxa"/>
-            </w:tcMar>
-          </w:tcPr>
-          <w:p>
-            <w:pPr>
-              <w:keepNext/>
-              <w:spacing w:after="0"/>
-            </w:pPr>
-            <w:r>
-              <w:rPr>
-                <w:rFonts w:ascii="Aptos" w:hAnsi="Aptos"/>
-                <w:b w:val="0"/>
-                <w:i w:val="0"/>
-                <w:color w:val="1A1A1A"/>
-                <w:sz w:val="20"/>
-              </w:rPr>
-              <w:t>Members were cut off from family, friends and help.</w:t>
-            </w:r>
-          </w:p>
-        </w:tc>
-      </w:tr>
-      <w:tr>
-        <w:trPr>
-          <w:cantSplit/>
-        </w:trPr>
-        <w:tc>
-          <w:tcPr>
-            <w:tcW w:type="dxa" w:w="2438"/>
-            <w:tcBorders>
-              <w:top w:val="single" w:sz="4" w:space="0" w:color="D9C58A"/>
-              <w:left w:val="single" w:sz="4" w:space="0" w:color="D9C58A"/>
-              <w:bottom w:val="single" w:sz="4" w:space="0" w:color="D9C58A"/>
-              <w:right w:val="single" w:sz="4" w:space="0" w:color="D9C58A"/>
-            </w:tcBorders>
-            <w:shd w:val="clear" w:color="auto" w:fill="FFF3CC"/>
-            <w:tcMar>
-              <w:top w:w="80" w:type="dxa"/>
-              <w:left w:w="140" w:type="dxa"/>
-              <w:bottom w:w="80" w:type="dxa"/>
-              <w:right w:w="140" w:type="dxa"/>
-            </w:tcMar>
-          </w:tcPr>
-          <w:p>
-            <w:pPr>
-              <w:keepNext/>
-              <w:spacing w:after="0"/>
-            </w:pPr>
-            <w:r>
-              <w:rPr>
-                <w:rFonts w:ascii="Aptos" w:hAnsi="Aptos"/>
-                <w:b w:val="0"/>
-                <w:i w:val="0"/>
-                <w:color w:val="1A1A1A"/>
-                <w:sz w:val="20"/>
-              </w:rPr>
-              <w:t>Give everything for the cause.</w:t>
-            </w:r>
-          </w:p>
-        </w:tc>
-        <w:tc>
-          <w:tcPr>
-            <w:tcW w:type="dxa" w:w="6803"/>
-            <w:tcBorders>
-              <w:top w:val="single" w:sz="4" w:space="0" w:color="D9C58A"/>
-              <w:left w:val="single" w:sz="4" w:space="0" w:color="D9C58A"/>
-              <w:bottom w:val="single" w:sz="4" w:space="0" w:color="D9C58A"/>
-              <w:right w:val="single" w:sz="4" w:space="0" w:color="D9C58A"/>
-            </w:tcBorders>
-            <w:shd w:val="clear" w:color="auto" w:fill="FFF3CC"/>
-            <w:tcMar>
-              <w:top w:w="80" w:type="dxa"/>
-              <w:left w:w="140" w:type="dxa"/>
-              <w:bottom w:w="80" w:type="dxa"/>
-              <w:right w:w="140" w:type="dxa"/>
-            </w:tcMar>
-          </w:tcPr>
-          <w:p>
-            <w:pPr>
-              <w:keepNext/>
-              <w:spacing w:after="0"/>
-            </w:pPr>
-            <w:r>
-              <w:rPr>
-                <w:rFonts w:ascii="Aptos" w:hAnsi="Aptos"/>
-                <w:b w:val="0"/>
-                <w:i w:val="0"/>
-                <w:color w:val="1A1A1A"/>
-                <w:sz w:val="20"/>
-              </w:rPr>
-              <w:t>Jones controlled all the money and property.</w:t>
             </w:r>
           </w:p>
         </w:tc>
@@ -2911,367 +2455,6 @@
           <w:color w:val="007A3D"/>
           <w:sz w:val="20"/>
         </w:rPr>
-        <w:t>FILL THE GAPS — USE THE WORD BANK</w:t>
-      </w:r>
-    </w:p>
-    <w:tbl>
-      <w:tblPr>
-        <w:tblW w:type="auto" w:w="0"/>
-        <w:jc w:val="center"/>
-        <w:tblLayout w:type="fixed"/>
-        <w:tblLook w:firstColumn="1" w:firstRow="1" w:lastColumn="0" w:lastRow="0" w:noHBand="0" w:noVBand="1" w:val="04A0"/>
-      </w:tblPr>
-      <w:tblGrid>
-        <w:gridCol w:w="1848"/>
-        <w:gridCol w:w="1848"/>
-        <w:gridCol w:w="1848"/>
-        <w:gridCol w:w="1848"/>
-        <w:gridCol w:w="1848"/>
-      </w:tblGrid>
-      <w:tr>
-        <w:trPr>
-          <w:cantSplit/>
-        </w:trPr>
-        <w:tc>
-          <w:tcPr>
-            <w:tcW w:type="dxa" w:w="1848"/>
-            <w:tcBorders>
-              <w:top w:val="single" w:sz="6" w:space="0" w:color="E8A800"/>
-              <w:left w:val="single" w:sz="6" w:space="0" w:color="E8A800"/>
-              <w:bottom w:val="single" w:sz="6" w:space="0" w:color="E8A800"/>
-              <w:right w:val="single" w:sz="6" w:space="0" w:color="E8A800"/>
-            </w:tcBorders>
-            <w:shd w:val="clear" w:color="auto" w:fill="FFF3CC"/>
-            <w:tcMar>
-              <w:top w:w="60" w:type="dxa"/>
-              <w:left w:w="60" w:type="dxa"/>
-              <w:bottom w:w="60" w:type="dxa"/>
-              <w:right w:w="60" w:type="dxa"/>
-            </w:tcMar>
-          </w:tcPr>
-          <w:p>
-            <w:pPr>
-              <w:spacing w:after="0"/>
-              <w:jc w:val="center"/>
-            </w:pPr>
-            <w:r>
-              <w:rPr>
-                <w:rFonts w:ascii="Aptos" w:hAnsi="Aptos"/>
-                <w:b/>
-                <w:i w:val="0"/>
-                <w:color w:val="7A5800"/>
-                <w:sz w:val="21"/>
-              </w:rPr>
-              <w:t>Guyana</w:t>
-            </w:r>
-          </w:p>
-        </w:tc>
-        <w:tc>
-          <w:tcPr>
-            <w:tcW w:type="dxa" w:w="1848"/>
-            <w:tcBorders>
-              <w:top w:val="single" w:sz="6" w:space="0" w:color="E8A800"/>
-              <w:left w:val="single" w:sz="6" w:space="0" w:color="E8A800"/>
-              <w:bottom w:val="single" w:sz="6" w:space="0" w:color="E8A800"/>
-              <w:right w:val="single" w:sz="6" w:space="0" w:color="E8A800"/>
-            </w:tcBorders>
-            <w:shd w:val="clear" w:color="auto" w:fill="FFF3CC"/>
-            <w:tcMar>
-              <w:top w:w="60" w:type="dxa"/>
-              <w:left w:w="60" w:type="dxa"/>
-              <w:bottom w:w="60" w:type="dxa"/>
-              <w:right w:w="60" w:type="dxa"/>
-            </w:tcMar>
-          </w:tcPr>
-          <w:p>
-            <w:pPr>
-              <w:spacing w:after="0"/>
-              <w:jc w:val="center"/>
-            </w:pPr>
-            <w:r>
-              <w:rPr>
-                <w:rFonts w:ascii="Aptos" w:hAnsi="Aptos"/>
-                <w:b/>
-                <w:i w:val="0"/>
-                <w:color w:val="7A5800"/>
-                <w:sz w:val="21"/>
-              </w:rPr>
-              <w:t>isolation</w:t>
-            </w:r>
-          </w:p>
-        </w:tc>
-        <w:tc>
-          <w:tcPr>
-            <w:tcW w:type="dxa" w:w="1848"/>
-            <w:tcBorders>
-              <w:top w:val="single" w:sz="6" w:space="0" w:color="E8A800"/>
-              <w:left w:val="single" w:sz="6" w:space="0" w:color="E8A800"/>
-              <w:bottom w:val="single" w:sz="6" w:space="0" w:color="E8A800"/>
-              <w:right w:val="single" w:sz="6" w:space="0" w:color="E8A800"/>
-            </w:tcBorders>
-            <w:shd w:val="clear" w:color="auto" w:fill="FFF3CC"/>
-            <w:tcMar>
-              <w:top w:w="60" w:type="dxa"/>
-              <w:left w:w="60" w:type="dxa"/>
-              <w:bottom w:w="60" w:type="dxa"/>
-              <w:right w:w="60" w:type="dxa"/>
-            </w:tcMar>
-          </w:tcPr>
-          <w:p>
-            <w:pPr>
-              <w:spacing w:after="0"/>
-              <w:jc w:val="center"/>
-            </w:pPr>
-            <w:r>
-              <w:rPr>
-                <w:rFonts w:ascii="Aptos" w:hAnsi="Aptos"/>
-                <w:b/>
-                <w:i w:val="0"/>
-                <w:color w:val="7A5800"/>
-                <w:sz w:val="21"/>
-              </w:rPr>
-              <w:t>1978</w:t>
-            </w:r>
-          </w:p>
-        </w:tc>
-        <w:tc>
-          <w:tcPr>
-            <w:tcW w:type="dxa" w:w="1848"/>
-            <w:tcBorders>
-              <w:top w:val="single" w:sz="6" w:space="0" w:color="E8A800"/>
-              <w:left w:val="single" w:sz="6" w:space="0" w:color="E8A800"/>
-              <w:bottom w:val="single" w:sz="6" w:space="0" w:color="E8A800"/>
-              <w:right w:val="single" w:sz="6" w:space="0" w:color="E8A800"/>
-            </w:tcBorders>
-            <w:shd w:val="clear" w:color="auto" w:fill="FFF3CC"/>
-            <w:tcMar>
-              <w:top w:w="60" w:type="dxa"/>
-              <w:left w:w="60" w:type="dxa"/>
-              <w:bottom w:w="60" w:type="dxa"/>
-              <w:right w:w="60" w:type="dxa"/>
-            </w:tcMar>
-          </w:tcPr>
-          <w:p>
-            <w:pPr>
-              <w:spacing w:after="0"/>
-              <w:jc w:val="center"/>
-            </w:pPr>
-            <w:r>
-              <w:rPr>
-                <w:rFonts w:ascii="Aptos" w:hAnsi="Aptos"/>
-                <w:b/>
-                <w:i w:val="0"/>
-                <w:color w:val="7A5800"/>
-                <w:sz w:val="21"/>
-              </w:rPr>
-              <w:t>Ryan</w:t>
-            </w:r>
-          </w:p>
-        </w:tc>
-        <w:tc>
-          <w:tcPr>
-            <w:tcW w:type="dxa" w:w="1848"/>
-            <w:tcBorders>
-              <w:top w:val="single" w:sz="6" w:space="0" w:color="E8A800"/>
-              <w:left w:val="single" w:sz="6" w:space="0" w:color="E8A800"/>
-              <w:bottom w:val="single" w:sz="6" w:space="0" w:color="E8A800"/>
-              <w:right w:val="single" w:sz="6" w:space="0" w:color="E8A800"/>
-            </w:tcBorders>
-            <w:shd w:val="clear" w:color="auto" w:fill="FFF3CC"/>
-            <w:tcMar>
-              <w:top w:w="60" w:type="dxa"/>
-              <w:left w:w="60" w:type="dxa"/>
-              <w:bottom w:w="60" w:type="dxa"/>
-              <w:right w:w="60" w:type="dxa"/>
-            </w:tcMar>
-          </w:tcPr>
-          <w:p>
-            <w:pPr>
-              <w:spacing w:after="0"/>
-              <w:jc w:val="center"/>
-            </w:pPr>
-            <w:r>
-              <w:rPr>
-                <w:rFonts w:ascii="Aptos" w:hAnsi="Aptos"/>
-                <w:b/>
-                <w:i w:val="0"/>
-                <w:color w:val="7A5800"/>
-                <w:sz w:val="21"/>
-              </w:rPr>
-              <w:t>families</w:t>
-            </w:r>
-          </w:p>
-        </w:tc>
-      </w:tr>
-    </w:tbl>
-    <w:p>
-      <w:pPr>
-        <w:spacing w:after="0" w:line="120" w:lineRule="exact"/>
-      </w:pPr>
-      <w:r>
-        <w:rPr>
-          <w:sz w:val="4"/>
-        </w:rPr>
-      </w:r>
-    </w:p>
-    <w:p>
-      <w:pPr>
-        <w:spacing w:before="0" w:after="120"/>
-      </w:pPr>
-      <w:r>
-        <w:rPr>
-          <w:rFonts w:ascii="Aptos" w:hAnsi="Aptos"/>
-          <w:b/>
-          <w:i w:val="0"/>
-          <w:color w:val="CE1126"/>
-          <w:sz w:val="21"/>
-        </w:rPr>
-        <w:t xml:space="preserve">1.  </w:t>
-      </w:r>
-      <w:r>
-        <w:rPr>
-          <w:rFonts w:ascii="Aptos" w:hAnsi="Aptos"/>
-          <w:b w:val="0"/>
-          <w:i w:val="0"/>
-          <w:color w:val="1A1A1A"/>
-          <w:sz w:val="20"/>
-        </w:rPr>
-        <w:t>The Temple built a settlement in the jungle of ______________.</w:t>
-      </w:r>
-    </w:p>
-    <w:p>
-      <w:pPr>
-        <w:spacing w:before="0" w:after="120"/>
-      </w:pPr>
-      <w:r>
-        <w:rPr>
-          <w:rFonts w:ascii="Aptos" w:hAnsi="Aptos"/>
-          <w:b/>
-          <w:i w:val="0"/>
-          <w:color w:val="CE1126"/>
-          <w:sz w:val="21"/>
-        </w:rPr>
-        <w:t xml:space="preserve">2.  </w:t>
-      </w:r>
-      <w:r>
-        <w:rPr>
-          <w:rFonts w:ascii="Aptos" w:hAnsi="Aptos"/>
-          <w:b w:val="0"/>
-          <w:i w:val="0"/>
-          <w:color w:val="1A1A1A"/>
-          <w:sz w:val="20"/>
-        </w:rPr>
-        <w:t>Cutting people off from friends and family is called ______________.</w:t>
-      </w:r>
-    </w:p>
-    <w:p>
-      <w:pPr>
-        <w:spacing w:before="0" w:after="120"/>
-      </w:pPr>
-      <w:r>
-        <w:rPr>
-          <w:rFonts w:ascii="Aptos" w:hAnsi="Aptos"/>
-          <w:b/>
-          <w:i w:val="0"/>
-          <w:color w:val="CE1126"/>
-          <w:sz w:val="21"/>
-        </w:rPr>
-        <w:t xml:space="preserve">3.  </w:t>
-      </w:r>
-      <w:r>
-        <w:rPr>
-          <w:rFonts w:ascii="Aptos" w:hAnsi="Aptos"/>
-          <w:b w:val="0"/>
-          <w:i w:val="0"/>
-          <w:color w:val="1A1A1A"/>
-          <w:sz w:val="20"/>
-        </w:rPr>
-        <w:t>Congressman Leo ______________ flew to Jonestown to investigate.</w:t>
-      </w:r>
-    </w:p>
-    <w:p>
-      <w:pPr>
-        <w:spacing w:before="0" w:after="120"/>
-      </w:pPr>
-      <w:r>
-        <w:rPr>
-          <w:rFonts w:ascii="Aptos" w:hAnsi="Aptos"/>
-          <w:b/>
-          <w:i w:val="0"/>
-          <w:color w:val="CE1126"/>
-          <w:sz w:val="21"/>
-        </w:rPr>
-        <w:t xml:space="preserve">4.  </w:t>
-      </w:r>
-      <w:r>
-        <w:rPr>
-          <w:rFonts w:ascii="Aptos" w:hAnsi="Aptos"/>
-          <w:b w:val="0"/>
-          <w:i w:val="0"/>
-          <w:color w:val="1A1A1A"/>
-          <w:sz w:val="20"/>
-        </w:rPr>
-        <w:t>Worried ______________ asked the government to check on their relatives.</w:t>
-      </w:r>
-    </w:p>
-    <w:p>
-      <w:pPr>
-        <w:spacing w:before="0" w:after="120"/>
-      </w:pPr>
-      <w:r>
-        <w:rPr>
-          <w:rFonts w:ascii="Aptos" w:hAnsi="Aptos"/>
-          <w:b/>
-          <w:i w:val="0"/>
-          <w:color w:val="CE1126"/>
-          <w:sz w:val="21"/>
-        </w:rPr>
-        <w:t xml:space="preserve">5.  </w:t>
-      </w:r>
-      <w:r>
-        <w:rPr>
-          <w:rFonts w:ascii="Aptos" w:hAnsi="Aptos"/>
-          <w:b w:val="0"/>
-          <w:i w:val="0"/>
-          <w:color w:val="1A1A1A"/>
-          <w:sz w:val="20"/>
-        </w:rPr>
-        <w:t>The tragedy happened on 18 November ______________.</w:t>
-      </w:r>
-    </w:p>
-    <w:p>
-      <w:pPr>
-        <w:spacing w:after="0" w:line="120" w:lineRule="exact"/>
-      </w:pPr>
-      <w:r>
-        <w:rPr>
-          <w:sz w:val="4"/>
-        </w:rPr>
-      </w:r>
-    </w:p>
-    <w:p>
-      <w:pPr>
-        <w:keepNext/>
-        <w:spacing w:before="40" w:after="60"/>
-      </w:pPr>
-      <w:r>
-        <w:rPr>
-          <w:rFonts w:ascii="Aptos" w:hAnsi="Aptos"/>
-          <w:b/>
-          <w:i w:val="0"/>
-          <w:color w:val="007A3D"/>
-          <w:sz w:val="20"/>
-        </w:rPr>
-        <w:t xml:space="preserve">▶  </w:t>
-      </w:r>
-      <w:r>
-        <w:rPr>
-          <w:rFonts w:ascii="Aptos" w:hAnsi="Aptos"/>
-          <w:b/>
-          <w:i w:val="0"/>
-          <w:color w:val="007A3D"/>
-          <w:sz w:val="20"/>
-        </w:rPr>
         <w:t>SPOT THE WARNING SIGN — WRITE THE LETTER OF THE TACTIC</w:t>
       </w:r>
     </w:p>
@@ -4092,253 +3275,6 @@
         </w:rPr>
       </w:r>
     </w:p>
-    <w:p>
-      <w:pPr>
-        <w:keepNext/>
-        <w:spacing w:before="0" w:after="0"/>
-      </w:pPr>
-      <w:r>
-        <w:rPr>
-          <w:rFonts w:ascii="Aptos" w:hAnsi="Aptos"/>
-          <w:b/>
-          <w:i w:val="0"/>
-          <w:color w:val="007A3D"/>
-          <w:sz w:val="21"/>
-        </w:rPr>
-        <w:t>What do you think, and why?</w:t>
-      </w:r>
-    </w:p>
-    <w:tbl>
-      <w:tblPr>
-        <w:tblW w:type="auto" w:w="0"/>
-        <w:jc w:val="center"/>
-        <w:tblLayout w:type="fixed"/>
-        <w:tblLook w:firstColumn="1" w:firstRow="1" w:lastColumn="0" w:lastRow="0" w:noHBand="0" w:noVBand="1" w:val="04A0"/>
-      </w:tblPr>
-      <w:tblGrid>
-        <w:gridCol w:w="9242"/>
-      </w:tblGrid>
-      <w:tr>
-        <w:trPr>
-          <w:trHeight w:val="442" w:hRule="exact"/>
-        </w:trPr>
-        <w:tc>
-          <w:tcPr>
-            <w:tcW w:type="dxa" w:w="9241"/>
-            <w:tcBorders>
-              <w:top w:val="nil"/>
-              <w:left w:val="nil"/>
-              <w:bottom w:val="single" w:sz="6" w:space="0" w:color="BDBDBD"/>
-              <w:right w:val="nil"/>
-            </w:tcBorders>
-          </w:tcPr>
-          <w:p>
-            <w:pPr>
-              <w:spacing w:after="0"/>
-            </w:pPr>
-          </w:p>
-        </w:tc>
-      </w:tr>
-    </w:tbl>
-    <w:p>
-      <w:pPr>
-        <w:spacing w:after="0" w:line="160" w:lineRule="exact"/>
-      </w:pPr>
-      <w:r>
-        <w:rPr>
-          <w:sz w:val="4"/>
-        </w:rPr>
-      </w:r>
-    </w:p>
-    <w:p>
-      <w:pPr>
-        <w:keepNext/>
-        <w:spacing w:before="40" w:after="60"/>
-      </w:pPr>
-      <w:r>
-        <w:rPr>
-          <w:rFonts w:ascii="Aptos" w:hAnsi="Aptos"/>
-          <w:b/>
-          <w:i w:val="0"/>
-          <w:color w:val="CE1126"/>
-          <w:sz w:val="20"/>
-        </w:rPr>
-        <w:t xml:space="preserve">▶  </w:t>
-      </w:r>
-      <w:r>
-        <w:rPr>
-          <w:rFonts w:ascii="Aptos" w:hAnsi="Aptos"/>
-          <w:b/>
-          <w:i w:val="0"/>
-          <w:color w:val="CE1126"/>
-          <w:sz w:val="20"/>
-        </w:rPr>
-        <w:t>ROLE PLAY — IN PAIRS</w:t>
-      </w:r>
-    </w:p>
-    <w:tbl>
-      <w:tblPr>
-        <w:tblW w:type="auto" w:w="0"/>
-        <w:jc w:val="center"/>
-        <w:tblLayout w:type="fixed"/>
-        <w:tblLook w:firstColumn="1" w:firstRow="1" w:lastColumn="0" w:lastRow="0" w:noHBand="0" w:noVBand="1" w:val="04A0"/>
-      </w:tblPr>
-      <w:tblGrid>
-        <w:gridCol w:w="4621"/>
-        <w:gridCol w:w="4621"/>
-      </w:tblGrid>
-      <w:tr>
-        <w:trPr>
-          <w:cantSplit/>
-        </w:trPr>
-        <w:tc>
-          <w:tcPr>
-            <w:tcW w:type="dxa" w:w="9240"/>
-            <w:gridSpan w:val="2"/>
-            <w:tcBorders>
-              <w:top w:val="nil"/>
-              <w:left w:val="single" w:sz="36" w:space="0" w:color="CE1126"/>
-              <w:bottom w:val="nil"/>
-              <w:right w:val="nil"/>
-            </w:tcBorders>
-            <w:shd w:val="clear" w:color="auto" w:fill="FBE4E7"/>
-            <w:tcMar>
-              <w:top w:w="100" w:type="dxa"/>
-              <w:left w:w="200" w:type="dxa"/>
-              <w:bottom w:w="100" w:type="dxa"/>
-              <w:right w:w="160" w:type="dxa"/>
-            </w:tcMar>
-          </w:tcPr>
-          <w:p>
-            <w:pPr>
-              <w:keepNext/>
-              <w:spacing w:after="0"/>
-            </w:pPr>
-            <w:r>
-              <w:rPr>
-                <w:rFonts w:ascii="Aptos" w:hAnsi="Aptos"/>
-                <w:b/>
-                <w:i w:val="0"/>
-                <w:color w:val="CE1126"/>
-                <w:sz w:val="19"/>
-              </w:rPr>
-              <w:t xml:space="preserve">THE SCENE:  </w:t>
-            </w:r>
-            <w:r>
-              <w:rPr>
-                <w:rFonts w:ascii="Aptos" w:hAnsi="Aptos"/>
-                <w:b w:val="0"/>
-                <w:i w:val="0"/>
-                <w:color w:val="1A1A1A"/>
-                <w:sz w:val="20"/>
-              </w:rPr>
-              <w:t>San Francisco, 1977. A Temple member tells their cousin they are moving to Jonestown.</w:t>
-            </w:r>
-          </w:p>
-        </w:tc>
-      </w:tr>
-      <w:tr>
-        <w:trPr>
-          <w:cantSplit/>
-        </w:trPr>
-        <w:tc>
-          <w:tcPr>
-            <w:tcW w:type="dxa" w:w="4620"/>
-            <w:tcBorders>
-              <w:top w:val="single" w:sz="12" w:space="0" w:color="FFFFFF"/>
-              <w:left w:val="single" w:sz="36" w:space="0" w:color="E8A800"/>
-              <w:bottom w:val="nil"/>
-              <w:right w:val="nil"/>
-            </w:tcBorders>
-            <w:shd w:val="clear" w:color="auto" w:fill="FFF3CC"/>
-            <w:tcMar>
-              <w:top w:w="100" w:type="dxa"/>
-              <w:left w:w="200" w:type="dxa"/>
-              <w:bottom w:w="100" w:type="dxa"/>
-              <w:right w:w="160" w:type="dxa"/>
-            </w:tcMar>
-          </w:tcPr>
-          <w:p>
-            <w:pPr>
-              <w:spacing w:after="40"/>
-            </w:pPr>
-            <w:r>
-              <w:rPr>
-                <w:rFonts w:ascii="Aptos" w:hAnsi="Aptos"/>
-                <w:b/>
-                <w:i w:val="0"/>
-                <w:color w:val="7A5800"/>
-                <w:sz w:val="19"/>
-              </w:rPr>
-              <w:t>PERSON A</w:t>
-            </w:r>
-          </w:p>
-          <w:p>
-            <w:pPr>
-              <w:spacing w:after="0"/>
-            </w:pPr>
-            <w:r>
-              <w:rPr>
-                <w:rFonts w:ascii="Aptos" w:hAnsi="Aptos"/>
-                <w:b w:val="0"/>
-                <w:i w:val="0"/>
-                <w:color w:val="1A1A1A"/>
-                <w:sz w:val="20"/>
-              </w:rPr>
-              <w:t>The Temple member: you are excited. Jim Jones has promised a 'promised land' free from racism. Explain why you want to go.</w:t>
-            </w:r>
-          </w:p>
-        </w:tc>
-        <w:tc>
-          <w:tcPr>
-            <w:tcW w:type="dxa" w:w="4620"/>
-            <w:tcBorders>
-              <w:top w:val="single" w:sz="12" w:space="0" w:color="FFFFFF"/>
-              <w:left w:val="single" w:sz="36" w:space="0" w:color="007A3D"/>
-              <w:bottom w:val="nil"/>
-              <w:right w:val="nil"/>
-            </w:tcBorders>
-            <w:shd w:val="clear" w:color="auto" w:fill="DDF0E4"/>
-            <w:tcMar>
-              <w:top w:w="100" w:type="dxa"/>
-              <w:left w:w="200" w:type="dxa"/>
-              <w:bottom w:w="100" w:type="dxa"/>
-              <w:right w:w="160" w:type="dxa"/>
-            </w:tcMar>
-          </w:tcPr>
-          <w:p>
-            <w:pPr>
-              <w:spacing w:after="40"/>
-            </w:pPr>
-            <w:r>
-              <w:rPr>
-                <w:rFonts w:ascii="Aptos" w:hAnsi="Aptos"/>
-                <w:b/>
-                <w:i w:val="0"/>
-                <w:color w:val="007A3D"/>
-                <w:sz w:val="19"/>
-              </w:rPr>
-              <w:t>PERSON B</w:t>
-            </w:r>
-          </w:p>
-          <w:p>
-            <w:pPr>
-              <w:spacing w:after="0"/>
-            </w:pPr>
-            <w:r>
-              <w:rPr>
-                <w:rFonts w:ascii="Aptos" w:hAnsi="Aptos"/>
-                <w:b w:val="0"/>
-                <w:i w:val="0"/>
-                <w:color w:val="1A1A1A"/>
-                <w:sz w:val="20"/>
-              </w:rPr>
-              <w:t>The cousin: you are worried. Don't argue or insult them. Ask calm questions to help them think about the warning signs.</w:t>
-            </w:r>
-          </w:p>
-        </w:tc>
-      </w:tr>
-    </w:tbl>
     <w:p>
       <w:pPr>
         <w:keepNext/>
